--- a/templates/openagreements-cc-by-4.0/openagreements-founder-ip-confidentiality-confirmation/template.fill.docx
+++ b/templates/openagreements-cc-by-4.0/openagreements-founder-ip-confidentiality-confirmation/template.fill.docx
@@ -322,7 +322,7 @@
         <w:t xml:space="preserve">{ciiaa_reference}</w:t>
       </w:r>
       <w:r>
-        <w:t xml:space="preserve"> between the Founder and the Company — remains valid, binding, and in full force and effect notwithstanding the end of the Founder's service on the Separation Date. In particular, the Founder confirms that the confidentiality, non-disclosure, and invention-assignment obligations set forth in the CIIAA continue to apply according to their terms following the Separation Date, and that the Founder will continue to comply with them. This confirmation restates and acknowledges obligations that already exist under the CIIAA; it does not modify, expand, or extend them.</w:t>
+        <w:t xml:space="preserve"> between the Founder and the Company — remains valid, binding, and in full force and effect notwithstanding the end of the Founder's service on the Separation Date. In particular, the Founder confirms that the confidentiality, non-disclosure, and invention-assignment obligations set forth in the CIIAA continue to apply according to their terms following the Separation Date, and that the Founder will continue to comply with them. This confirmation restates and acknowledges obligations that already exist under the CIIAA; it does not modify, expand, or extend them, except as stated under Protected Disclosures.</w:t>
       </w:r>
     </w:p>
     <w:p>
@@ -397,6 +397,51 @@
       </w:pPr>
       <w:r>
         <w:t xml:space="preserve">Nothing in this Confirmation, and nothing in any release, separation agreement, or settlement the Founder and the Company may enter into, is intended to waive, release, discharge, or otherwise limit the surviving confidentiality and invention-assignment obligations of the CIIAA confirmed above, all of which remain in full force and effect.</w:t>
+      </w:r>
+    </w:p>
+    <w:p>
+      <w:pPr>
+        <w:pStyle w:val="OABody"/>
+        <w:keepNext/>
+        <w:numPr>
+          <w:ilvl w:val="0"/>
+          <w:numId w:val="1"/>
+        </w:numPr>
+        <w:spacing w:before="320" w:after="120" w:line="340" w:lineRule="auto"/>
+        <w:jc w:val="left"/>
+      </w:pPr>
+      <w:r>
+        <w:rPr>
+          <w:b/>
+          <w:bCs/>
+        </w:rPr>
+        <w:t xml:space="preserve">Protected Disclosures</w:t>
+      </w:r>
+    </w:p>
+    <w:p>
+      <w:pPr>
+        <w:pStyle w:val="OABody"/>
+        <w:numPr>
+          <w:ilvl w:val="1"/>
+          <w:numId w:val="1"/>
+        </w:numPr>
+        <w:spacing w:before="0" w:after="120" w:line="340" w:lineRule="auto"/>
+      </w:pPr>
+      <w:r>
+        <w:t xml:space="preserve">Nothing in this Confirmation, and nothing in the CIIAA obligations it confirms, restricts the Founder from reporting possible violations of law to a government agency or attorney, making disclosures protected by whistleblower laws, or discussing wages, hours, or working conditions as protected by law. The Founder does not need the Company's prior approval to make those disclosures or to notify the Company that they were made. To the extent the CIIAA could be read to restrict those disclosures or that activity, the Company and the Founder agree that it does not.</w:t>
+      </w:r>
+    </w:p>
+    <w:p>
+      <w:pPr>
+        <w:pStyle w:val="OABody"/>
+        <w:numPr>
+          <w:ilvl w:val="1"/>
+          <w:numId w:val="1"/>
+        </w:numPr>
+        <w:spacing w:before="0" w:after="120" w:line="340" w:lineRule="auto"/>
+      </w:pPr>
+      <w:r>
+        <w:t xml:space="preserve">Pursuant to the Defend Trade Secrets Act (18 U.S.C. § 1833(b)), the Founder will not be held criminally or civilly liable under federal or state trade secret law for a disclosure of a trade secret that is made (a) in confidence to a federal, state, or local government official, either directly or indirectly, or to an attorney, solely for the purpose of reporting or investigating a suspected violation of law, or (b) in a complaint or other document filed in a lawsuit or other proceeding, if that filing is made under seal. The Founder may also disclose a trade secret to the Founder's attorney and use it in a lawsuit against the Company for retaliation for reporting a suspected violation of law, if any filing containing the trade secret is made under seal and the trade secret is not otherwise disclosed except by court order.</w:t>
       </w:r>
     </w:p>
     <w:p>
@@ -1060,7 +1105,7 @@
         <w:sz w:val="18"/>
         <w:szCs w:val="18"/>
       </w:rPr>
-      <w:t xml:space="preserve">OpenAgreements Founder IP and Confidentiality Survival Confirmation (v0.1.0). Free to use under CC BY 4.0</w:t>
+      <w:t xml:space="preserve">OpenAgreements Founder IP and Confidentiality Survival Confirmation (v0.2.0). Free to use under CC BY 4.0</w:t>
     </w:r>
     <w:r>
       <w:tab/>
@@ -1193,7 +1238,7 @@
         <w:sz w:val="18"/>
         <w:szCs w:val="18"/>
       </w:rPr>
-      <w:t xml:space="preserve">OpenAgreements Founder IP and Confidentiality Survival Confirmation (v0.1.0). Free to use under CC BY 4.0</w:t>
+      <w:t xml:space="preserve">OpenAgreements Founder IP and Confidentiality Survival Confirmation (v0.2.0). Free to use under CC BY 4.0</w:t>
     </w:r>
     <w:r>
       <w:tab/>
@@ -1326,7 +1371,7 @@
         <w:sz w:val="18"/>
         <w:szCs w:val="18"/>
       </w:rPr>
-      <w:t xml:space="preserve">OpenAgreements Founder IP and Confidentiality Survival Confirmation (v0.1.0). Free to use under CC BY 4.0</w:t>
+      <w:t xml:space="preserve">OpenAgreements Founder IP and Confidentiality Survival Confirmation (v0.2.0). Free to use under CC BY 4.0</w:t>
     </w:r>
     <w:r>
       <w:tab/>
